--- a/outputs/tables/TableA1_Estimation_BTC-USD.docx
+++ b/outputs/tables/TableA1_Estimation_BTC-USD.docx
@@ -1389,7 +1389,7 @@
                 <w:rFonts w:ascii="Times New Roman" w:hAnsi="Times New Roman"/>
                 <w:sz w:val="20"/>
               </w:rPr>
-              <w:t>—</w:t>
+              <w:t>0.0174</w:t>
             </w:r>
           </w:p>
         </w:tc>
@@ -1503,7 +1503,7 @@
                 <w:rFonts w:ascii="Times New Roman" w:hAnsi="Times New Roman"/>
                 <w:sz w:val="20"/>
               </w:rPr>
-              <w:t>—</w:t>
+              <w:t>0.0273</w:t>
             </w:r>
           </w:p>
         </w:tc>
@@ -1617,7 +1617,7 @@
                 <w:rFonts w:ascii="Times New Roman" w:hAnsi="Times New Roman"/>
                 <w:sz w:val="20"/>
               </w:rPr>
-              <w:t>—</w:t>
+              <w:t>0.9412</w:t>
             </w:r>
           </w:p>
         </w:tc>
@@ -1731,7 +1731,7 @@
                 <w:rFonts w:ascii="Times New Roman" w:hAnsi="Times New Roman"/>
                 <w:sz w:val="20"/>
               </w:rPr>
-              <w:t>—</w:t>
+              <w:t>3.1110</w:t>
             </w:r>
           </w:p>
         </w:tc>
@@ -1845,7 +1845,7 @@
                 <w:rFonts w:ascii="Times New Roman" w:hAnsi="Times New Roman"/>
                 <w:sz w:val="20"/>
               </w:rPr>
-              <w:t>—</w:t>
+              <w:t>0.8553</w:t>
             </w:r>
           </w:p>
         </w:tc>
@@ -1959,7 +1959,7 @@
                 <w:rFonts w:ascii="Times New Roman" w:hAnsi="Times New Roman"/>
                 <w:sz w:val="20"/>
               </w:rPr>
-              <w:t>—</w:t>
+              <w:t>0.0911</w:t>
             </w:r>
           </w:p>
         </w:tc>
@@ -2073,7 +2073,7 @@
                 <w:rFonts w:ascii="Times New Roman" w:hAnsi="Times New Roman"/>
                 <w:sz w:val="20"/>
               </w:rPr>
-              <w:t>—</w:t>
+              <w:t>0.8964</w:t>
             </w:r>
           </w:p>
         </w:tc>
@@ -2187,7 +2187,7 @@
                 <w:rFonts w:ascii="Times New Roman" w:hAnsi="Times New Roman"/>
                 <w:sz w:val="20"/>
               </w:rPr>
-              <w:t>—</w:t>
+              <w:t>3.1110</w:t>
             </w:r>
           </w:p>
         </w:tc>
@@ -2301,7 +2301,7 @@
                 <w:rFonts w:ascii="Times New Roman" w:hAnsi="Times New Roman"/>
                 <w:sz w:val="20"/>
               </w:rPr>
-              <w:t>—</w:t>
+              <w:t>0.9561</w:t>
             </w:r>
           </w:p>
         </w:tc>
@@ -2415,7 +2415,7 @@
                 <w:rFonts w:ascii="Times New Roman" w:hAnsi="Times New Roman"/>
                 <w:sz w:val="20"/>
               </w:rPr>
-              <w:t>—</w:t>
+              <w:t>0.0213</w:t>
             </w:r>
           </w:p>
         </w:tc>
@@ -2643,7 +2643,7 @@
                 <w:rFonts w:ascii="Times New Roman" w:hAnsi="Times New Roman"/>
                 <w:sz w:val="20"/>
               </w:rPr>
-              <w:t>—</w:t>
+              <w:t>-8571.3711</w:t>
             </w:r>
           </w:p>
         </w:tc>
@@ -2757,7 +2757,7 @@
                 <w:rFonts w:ascii="Times New Roman" w:hAnsi="Times New Roman"/>
                 <w:sz w:val="20"/>
               </w:rPr>
-              <w:t>—</w:t>
+              <w:t>17162.7423</w:t>
             </w:r>
           </w:p>
         </w:tc>
@@ -2871,7 +2871,7 @@
                 <w:rFonts w:ascii="Times New Roman" w:hAnsi="Times New Roman"/>
                 <w:sz w:val="20"/>
               </w:rPr>
-              <w:t>—</w:t>
+              <w:t>17224.1833</w:t>
             </w:r>
           </w:p>
         </w:tc>
@@ -2985,7 +2985,7 @@
                 <w:rFonts w:ascii="Times New Roman" w:hAnsi="Times New Roman"/>
                 <w:sz w:val="20"/>
               </w:rPr>
-              <w:t>—</w:t>
+              <w:t>0.0000</w:t>
             </w:r>
           </w:p>
         </w:tc>
@@ -3213,7 +3213,7 @@
                 <w:rFonts w:ascii="Times New Roman" w:hAnsi="Times New Roman"/>
                 <w:sz w:val="20"/>
               </w:rPr>
-              <w:t>—</w:t>
+              <w:t>3443.0000</w:t>
             </w:r>
           </w:p>
         </w:tc>
